--- a/3_Планування інноваційної діяльності/5_Модуль 3_Практичне заняття 4_уточнити формат.docx
+++ b/3_Планування інноваційної діяльності/5_Модуль 3_Практичне заняття 4_уточнити формат.docx
@@ -30,6 +30,68 @@
       </w:r>
     </w:p>
     <w:p/>
+    <w:p/>
+    <w:p>
+      <w:r>
+        <w:rPr>
+          <w:b/>
+          <w:sz w:val="26"/>
+        </w:rPr>
+        <w:t>Хід практичного заняття</w:t>
+      </w:r>
+    </w:p>
+    <w:p>
+      <w:r>
+        <w:t>На занятті розглядаю особливості ринку інноваційної продукції, спираючись на лекцію модуля 3. Передусім варто зрозуміти, що науково-технічна продукція — це специфічний товар, результат інтелектуальної діяльності, який визнається товаром лише за певних умов: коли він поглиблює чи дає нові знання й забезпечує економію суспільної праці. Саме специфіка цього товару й нерозвиненість відповідних ринкових відносин і породжують труднощі формування ринку інновацій.</w:t>
+      </w:r>
+    </w:p>
+    <w:p>
+      <w:r>
+        <w:rPr>
+          <w:b/>
+          <w:sz w:val="26"/>
+        </w:rPr>
+        <w:t>Суб’єкти та об’єкти ринку</w:t>
+      </w:r>
+    </w:p>
+    <w:p>
+      <w:r>
+        <w:t>Суб’єктами інноваційного ринку є держава, підприємства, фонди й фізичні особи (учені, фахівці). Об’єкти ринку — результати інтелектуальної діяльності у трьох формах: упредметненій (устаткування, дослідні установки, інструменти, технологічні лінії), неупредметненій (звіти, конструкторська й технологічна документація, результати НДДКР) та у вигляді знань і досвіду — консалтинг, інжиніринг, маркетинг, проєктне керування. Увесь спектр відносин купівлі-продажу таких результатів у світовій практиці узагальнюють поняттям «технологічний обмін» або «трансфер технологій». Важливо, що технологія стає товаром лише за певних умов і на певній стадії просування ідеї, а пропозиції без достатнього потенціалу комерціалізації відсіюються під час експертизи.</w:t>
+      </w:r>
+    </w:p>
+    <w:p>
+      <w:r>
+        <w:rPr>
+          <w:b/>
+          <w:sz w:val="26"/>
+        </w:rPr>
+        <w:t>Особливості ринку інновацій</w:t>
+      </w:r>
+    </w:p>
+    <w:p>
+      <w:r>
+        <w:t>Лекція виділяє три ключові особливості цього ринку. По-перше, він традиційно новий для фірми, що входить на нього: через новизну товару доводиться мати справу з незнайомими споживачами. По-друге, він малоеластичний — цінова політика обмежено впливає на обсяг збуту. По-третє, на ньому обмежена кількість і покупців, і продавців. До цього додається подвійна невизначеність: ринкова (невідомо, чи задовольнить нова продукція потребу ринку і як відреагує неінформований споживач) і технологічна (виробник не має певності, що продукція виконає усвідомлені запити). Через це сам факт створення новинки ще не породжує попиту.</w:t>
+      </w:r>
+    </w:p>
+    <w:p>
+      <w:r>
+        <w:t>Відповідно фірма-виробник може дотримуватися однієї з двох орієнтацій: орієнтації на продукт, що ґрунтується на технологічній пропозиції («маємо технологію — шукаємо ринок»), або техніко-ринкової орієнтації, що відштовхується від вивчення ринкового попиту («вивчаємо потребу — створюємо під неї технологію»). На мою думку, у сучасних умовах виправданішою є друга, ринкова орієнтація, бо вона знижує ризик створити продукт, на який немає попиту.</w:t>
+      </w:r>
+    </w:p>
+    <w:p>
+      <w:r>
+        <w:rPr>
+          <w:b/>
+          <w:sz w:val="26"/>
+        </w:rPr>
+        <w:t>Висновки</w:t>
+      </w:r>
+    </w:p>
+    <w:p>
+      <w:r>
+        <w:t>Підсумовуючи: ринок інноваційної продукції суттєво відрізняється від звичайного товарного — він вузький, малоеластичний і обтяжений високою невизначеністю. Тому успіх на ньому залежить не лише від технічної досконалості розробки, а й від готовності надавати послуги, відгукуватися на попит і просувати трансфер технологій. Для України розвиток цього ринку — одна з умов подолання інноваційного відставання, адже саме слабкість ринку інтелектуальних продуктів стримує інноваційну галузь.</w:t>
+      </w:r>
+    </w:p>
     <w:sectPr>
       <w:pgSz w:w="11906" w:h="16838"/>
       <w:pgMar w:top="1440" w:right="1440" w:bottom="1440" w:left="1440" w:header="708" w:footer="708" w:gutter="0"/>
